--- a/resources/exemple/Gabarit.docx
+++ b/resources/exemple/Gabarit.docx
@@ -20,7 +20,6 @@
       <w:pgNumType w:start="0"/>
       <w:cols w:space="283"/>
       <w:noEndnote/>
-      <w:titlePg/>
       <w:docGrid w:linePitch="299"/>
     </w:sectPr>
   </w:body>
@@ -283,7 +282,51 @@
       <w:jc w:val="right"/>
     </w:pPr>
     <w:r>
-      <w:t xml:space="preserve">   </w:t>
+      <w:rPr>
+        <w:noProof/>
+        <w:lang w:eastAsia="fr-FR"/>
+      </w:rPr>
+      <w:drawing>
+        <wp:inline distT="0" distB="0" distL="0" distR="0" wp14:anchorId="55F5EE50" wp14:editId="719FAA25">
+          <wp:extent cx="504000" cy="504000"/>
+          <wp:effectExtent l="0" t="0" r="0" b="0"/>
+          <wp:docPr id="1" name="Image 1"/>
+          <wp:cNvGraphicFramePr>
+            <a:graphicFrameLocks xmlns:a="http://schemas.openxmlformats.org/drawingml/2006/main" noChangeAspect="1"/>
+          </wp:cNvGraphicFramePr>
+          <a:graphic xmlns:a="http://schemas.openxmlformats.org/drawingml/2006/main">
+            <a:graphicData uri="http://schemas.openxmlformats.org/drawingml/2006/picture">
+              <pic:pic xmlns:pic="http://schemas.openxmlformats.org/drawingml/2006/picture">
+                <pic:nvPicPr>
+                  <pic:cNvPr id="1" name=""/>
+                  <pic:cNvPicPr/>
+                </pic:nvPicPr>
+                <pic:blipFill>
+                  <a:blip r:embed="rId1">
+                    <a:extLst>
+                      <a:ext uri="{28A0092B-C50C-407E-A947-70E740481C1C}">
+                        <a14:useLocalDpi xmlns:a14="http://schemas.microsoft.com/office/drawing/2010/main" val="0"/>
+                      </a:ext>
+                    </a:extLst>
+                  </a:blip>
+                  <a:stretch>
+                    <a:fillRect/>
+                  </a:stretch>
+                </pic:blipFill>
+                <pic:spPr>
+                  <a:xfrm>
+                    <a:off x="0" y="0"/>
+                    <a:ext cx="504000" cy="504000"/>
+                  </a:xfrm>
+                  <a:prstGeom prst="rect">
+                    <a:avLst/>
+                  </a:prstGeom>
+                </pic:spPr>
+              </pic:pic>
+            </a:graphicData>
+          </a:graphic>
+        </wp:inline>
+      </w:drawing>
     </w:r>
   </w:p>
 </w:hdr>
@@ -4388,7 +4431,7 @@
 </file>
 
 <file path=customXml/itemProps2.xml><?xml version="1.0" encoding="utf-8"?>
-<ds:datastoreItem xmlns:ds="http://schemas.openxmlformats.org/officeDocument/2006/customXml" ds:itemID="{63C07E05-11D2-4AB9-B4C2-433BD1F127CE}">
+<ds:datastoreItem xmlns:ds="http://schemas.openxmlformats.org/officeDocument/2006/customXml" ds:itemID="{34AC0C26-CE0F-40F6-A6EE-47A48F365A66}">
   <ds:schemaRefs>
     <ds:schemaRef ds:uri="http://schemas.openxmlformats.org/officeDocument/2006/bibliography"/>
   </ds:schemaRefs>

--- a/resources/exemple/Gabarit.docx
+++ b/resources/exemple/Gabarit.docx
@@ -134,7 +134,7 @@
               <w:bCs/>
               <w:noProof/>
             </w:rPr>
-            <w:t>1</w:t>
+            <w:t>0</w:t>
           </w:r>
           <w:r>
             <w:rPr>
@@ -287,10 +287,10 @@
         <w:lang w:eastAsia="fr-FR"/>
       </w:rPr>
       <w:drawing>
-        <wp:inline distT="0" distB="0" distL="0" distR="0" wp14:anchorId="55F5EE50" wp14:editId="719FAA25">
+        <wp:inline distT="0" distB="0" distL="0" distR="0" wp14:anchorId="3E489D1F" wp14:editId="2F7CD29E">
           <wp:extent cx="504000" cy="504000"/>
           <wp:effectExtent l="0" t="0" r="0" b="0"/>
-          <wp:docPr id="1" name="Image 1"/>
+          <wp:docPr id="2" name="Image 2"/>
           <wp:cNvGraphicFramePr>
             <a:graphicFrameLocks xmlns:a="http://schemas.openxmlformats.org/drawingml/2006/main" noChangeAspect="1"/>
           </wp:cNvGraphicFramePr>
@@ -298,7 +298,7 @@
             <a:graphicData uri="http://schemas.openxmlformats.org/drawingml/2006/picture">
               <pic:pic xmlns:pic="http://schemas.openxmlformats.org/drawingml/2006/picture">
                 <pic:nvPicPr>
-                  <pic:cNvPr id="1" name=""/>
+                  <pic:cNvPr id="2" name=""/>
                   <pic:cNvPicPr/>
                 </pic:nvPicPr>
                 <pic:blipFill>
@@ -4431,7 +4431,7 @@
 </file>
 
 <file path=customXml/itemProps2.xml><?xml version="1.0" encoding="utf-8"?>
-<ds:datastoreItem xmlns:ds="http://schemas.openxmlformats.org/officeDocument/2006/customXml" ds:itemID="{34AC0C26-CE0F-40F6-A6EE-47A48F365A66}">
+<ds:datastoreItem xmlns:ds="http://schemas.openxmlformats.org/officeDocument/2006/customXml" ds:itemID="{D2BFD3B2-E43C-4946-8444-3ACEF1A8E5B5}">
   <ds:schemaRefs>
     <ds:schemaRef ds:uri="http://schemas.openxmlformats.org/officeDocument/2006/bibliography"/>
   </ds:schemaRefs>

--- a/resources/exemple/Gabarit.docx
+++ b/resources/exemple/Gabarit.docx
@@ -287,7 +287,7 @@
         <w:lang w:eastAsia="fr-FR"/>
       </w:rPr>
       <w:drawing>
-        <wp:inline distT="0" distB="0" distL="0" distR="0" wp14:anchorId="3E489D1F" wp14:editId="2F7CD29E">
+        <wp:inline distT="0" distB="0" distL="0" distR="0" wp14:anchorId="77245CB6" wp14:editId="726990AE">
           <wp:extent cx="504000" cy="504000"/>
           <wp:effectExtent l="0" t="0" r="0" b="0"/>
           <wp:docPr id="2" name="Image 2"/>
@@ -4431,7 +4431,7 @@
 </file>
 
 <file path=customXml/itemProps2.xml><?xml version="1.0" encoding="utf-8"?>
-<ds:datastoreItem xmlns:ds="http://schemas.openxmlformats.org/officeDocument/2006/customXml" ds:itemID="{D2BFD3B2-E43C-4946-8444-3ACEF1A8E5B5}">
+<ds:datastoreItem xmlns:ds="http://schemas.openxmlformats.org/officeDocument/2006/customXml" ds:itemID="{B75C2676-9C1D-4586-ACB4-4151D817D01C}">
   <ds:schemaRefs>
     <ds:schemaRef ds:uri="http://schemas.openxmlformats.org/officeDocument/2006/bibliography"/>
   </ds:schemaRefs>

--- a/resources/exemple/Gabarit.docx
+++ b/resources/exemple/Gabarit.docx
@@ -281,53 +281,6 @@
       <w:pStyle w:val="En-tte"/>
       <w:jc w:val="right"/>
     </w:pPr>
-    <w:r>
-      <w:rPr>
-        <w:noProof/>
-        <w:lang w:eastAsia="fr-FR"/>
-      </w:rPr>
-      <w:drawing>
-        <wp:inline distT="0" distB="0" distL="0" distR="0" wp14:anchorId="77245CB6" wp14:editId="726990AE">
-          <wp:extent cx="504000" cy="504000"/>
-          <wp:effectExtent l="0" t="0" r="0" b="0"/>
-          <wp:docPr id="2" name="Image 2"/>
-          <wp:cNvGraphicFramePr>
-            <a:graphicFrameLocks xmlns:a="http://schemas.openxmlformats.org/drawingml/2006/main" noChangeAspect="1"/>
-          </wp:cNvGraphicFramePr>
-          <a:graphic xmlns:a="http://schemas.openxmlformats.org/drawingml/2006/main">
-            <a:graphicData uri="http://schemas.openxmlformats.org/drawingml/2006/picture">
-              <pic:pic xmlns:pic="http://schemas.openxmlformats.org/drawingml/2006/picture">
-                <pic:nvPicPr>
-                  <pic:cNvPr id="2" name=""/>
-                  <pic:cNvPicPr/>
-                </pic:nvPicPr>
-                <pic:blipFill>
-                  <a:blip r:embed="rId1">
-                    <a:extLst>
-                      <a:ext uri="{28A0092B-C50C-407E-A947-70E740481C1C}">
-                        <a14:useLocalDpi xmlns:a14="http://schemas.microsoft.com/office/drawing/2010/main" val="0"/>
-                      </a:ext>
-                    </a:extLst>
-                  </a:blip>
-                  <a:stretch>
-                    <a:fillRect/>
-                  </a:stretch>
-                </pic:blipFill>
-                <pic:spPr>
-                  <a:xfrm>
-                    <a:off x="0" y="0"/>
-                    <a:ext cx="504000" cy="504000"/>
-                  </a:xfrm>
-                  <a:prstGeom prst="rect">
-                    <a:avLst/>
-                  </a:prstGeom>
-                </pic:spPr>
-              </pic:pic>
-            </a:graphicData>
-          </a:graphic>
-        </wp:inline>
-      </w:drawing>
-    </w:r>
   </w:p>
 </w:hdr>
 </file>
@@ -4431,7 +4384,7 @@
 </file>
 
 <file path=customXml/itemProps2.xml><?xml version="1.0" encoding="utf-8"?>
-<ds:datastoreItem xmlns:ds="http://schemas.openxmlformats.org/officeDocument/2006/customXml" ds:itemID="{B75C2676-9C1D-4586-ACB4-4151D817D01C}">
+<ds:datastoreItem xmlns:ds="http://schemas.openxmlformats.org/officeDocument/2006/customXml" ds:itemID="{D41143D3-C141-444E-B432-1B0C716CCDD9}">
   <ds:schemaRefs>
     <ds:schemaRef ds:uri="http://schemas.openxmlformats.org/officeDocument/2006/bibliography"/>
   </ds:schemaRefs>

--- a/resources/exemple/Gabarit.docx
+++ b/resources/exemple/Gabarit.docx
@@ -3064,7 +3064,10 @@
       <w:outlineLvl w:val="4"/>
     </w:pPr>
     <w:rPr>
-      <w:color w:val="F49E00"/>
+      <w:rFonts w:asciiTheme="majorHAnsi" w:eastAsiaTheme="majorEastAsia" w:hAnsiTheme="majorHAnsi"/>
+      <w:i/>
+      <w:color w:val="365F91" w:themeColor="accent1" w:themeShade="BF"/>
+      <w:sz w:val="20"/>
     </w:rPr>
   </w:style>
   <w:style w:type="paragraph" w:styleId="Titre6">
@@ -3080,10 +3083,11 @@
       <w:outlineLvl w:val="5"/>
     </w:pPr>
     <w:rPr>
-      <w:rFonts w:ascii="Comic Sans MS" w:eastAsia="Times New Roman" w:hAnsi="Comic Sans MS" w:cs="Times New Roman"/>
-      <w:b/>
+      <w:rFonts w:asciiTheme="majorHAnsi" w:eastAsiaTheme="majorEastAsia" w:hAnsiTheme="majorHAnsi" w:cs="Times New Roman"/>
       <w:bCs/>
-      <w:color w:val="0000FF"/>
+      <w:i/>
+      <w:color w:val="365F91" w:themeColor="accent1" w:themeShade="BF"/>
+      <w:sz w:val="18"/>
     </w:rPr>
   </w:style>
   <w:style w:type="character" w:default="1" w:styleId="Policepardfaut">
@@ -3365,11 +3369,11 @@
     <w:link w:val="Titre6"/>
     <w:rsid w:val="00D06B9F"/>
     <w:rPr>
-      <w:rFonts w:ascii="Comic Sans MS" w:eastAsia="Times New Roman" w:hAnsi="Comic Sans MS" w:cs="Times New Roman"/>
-      <w:b/>
+      <w:rFonts w:asciiTheme="majorHAnsi" w:eastAsiaTheme="majorEastAsia" w:hAnsiTheme="majorHAnsi" w:cs="Times New Roman"/>
       <w:bCs/>
-      <w:color w:val="0000FF"/>
-      <w:lang w:eastAsia="fr-FR"/>
+      <w:i/>
+      <w:color w:val="365F91" w:themeColor="accent1" w:themeShade="BF"/>
+      <w:sz w:val="18"/>
     </w:rPr>
   </w:style>
   <w:style w:type="paragraph" w:styleId="Corpsdetexte">
@@ -3591,11 +3595,12 @@
     <w:link w:val="Titre5"/>
     <w:rsid w:val="00595B3E"/>
     <w:rPr>
-      <w:rFonts w:ascii="Times" w:eastAsia="Times New Roman" w:hAnsi="Times" w:cs="Times"/>
+      <w:rFonts w:asciiTheme="majorHAnsi" w:eastAsiaTheme="majorEastAsia" w:hAnsiTheme="majorHAnsi" w:cs="Times"/>
       <w:bCs/>
+      <w:i/>
       <w:smallCaps/>
-      <w:color w:val="F49E00"/>
-      <w:sz w:val="32"/>
+      <w:color w:val="365F91" w:themeColor="accent1" w:themeShade="BF"/>
+      <w:sz w:val="20"/>
       <w:szCs w:val="32"/>
       <w:lang w:eastAsia="ar-SA"/>
     </w:rPr>
@@ -4384,7 +4389,7 @@
 </file>
 
 <file path=customXml/itemProps2.xml><?xml version="1.0" encoding="utf-8"?>
-<ds:datastoreItem xmlns:ds="http://schemas.openxmlformats.org/officeDocument/2006/customXml" ds:itemID="{D41143D3-C141-444E-B432-1B0C716CCDD9}">
+<ds:datastoreItem xmlns:ds="http://schemas.openxmlformats.org/officeDocument/2006/customXml" ds:itemID="{9A76CB02-9F31-4B1B-9E1F-51EB5116508B}">
   <ds:schemaRefs>
     <ds:schemaRef ds:uri="http://schemas.openxmlformats.org/officeDocument/2006/bibliography"/>
   </ds:schemaRefs>

--- a/resources/exemple/Gabarit.docx
+++ b/resources/exemple/Gabarit.docx
@@ -16,7 +16,7 @@
       <w:headerReference w:type="first" r:id="rId13"/>
       <w:footerReference w:type="first" r:id="rId14"/>
       <w:pgSz w:w="11900" w:h="16840" w:code="9"/>
-      <w:pgMar w:top="215" w:right="799" w:bottom="799" w:left="799" w:header="454" w:footer="454" w:gutter="0"/>
+      <w:pgMar w:top="215" w:right="1134" w:bottom="799" w:left="1134" w:header="454" w:footer="454" w:gutter="0"/>
       <w:pgNumType w:start="0"/>
       <w:cols w:space="283"/>
       <w:noEndnote/>
@@ -4389,7 +4389,7 @@
 </file>
 
 <file path=customXml/itemProps2.xml><?xml version="1.0" encoding="utf-8"?>
-<ds:datastoreItem xmlns:ds="http://schemas.openxmlformats.org/officeDocument/2006/customXml" ds:itemID="{9A76CB02-9F31-4B1B-9E1F-51EB5116508B}">
+<ds:datastoreItem xmlns:ds="http://schemas.openxmlformats.org/officeDocument/2006/customXml" ds:itemID="{1D1C762B-BE6F-4927-9134-D6FDE7296099}">
   <ds:schemaRefs>
     <ds:schemaRef ds:uri="http://schemas.openxmlformats.org/officeDocument/2006/bibliography"/>
   </ds:schemaRefs>

--- a/resources/exemple/Gabarit.docx
+++ b/resources/exemple/Gabarit.docx
@@ -64,9 +64,9 @@
       <w:tblLook w:val="04A0" w:firstRow="1" w:lastRow="0" w:firstColumn="1" w:lastColumn="0" w:noHBand="0" w:noVBand="1"/>
     </w:tblPr>
     <w:tblGrid>
-      <w:gridCol w:w="4636"/>
-      <w:gridCol w:w="1030"/>
-      <w:gridCol w:w="4636"/>
+      <w:gridCol w:w="4378"/>
+      <w:gridCol w:w="1546"/>
+      <w:gridCol w:w="4378"/>
     </w:tblGrid>
     <w:tr>
       <w:trPr>
@@ -74,7 +74,7 @@
       </w:trPr>
       <w:tc>
         <w:tcPr>
-          <w:tcW w:w="2250" w:type="pct"/>
+          <w:tcW w:w="2125" w:type="pct"/>
           <w:tcBorders>
             <w:bottom w:val="single" w:sz="4" w:space="0" w:color="4F81BD" w:themeColor="accent1"/>
           </w:tcBorders>
@@ -92,7 +92,7 @@
       </w:tc>
       <w:tc>
         <w:tcPr>
-          <w:tcW w:w="500" w:type="pct"/>
+          <w:tcW w:w="750" w:type="pct"/>
           <w:vMerge w:val="restart"/>
           <w:noWrap/>
           <w:vAlign w:val="center"/>
@@ -104,14 +104,6 @@
               <w:rFonts w:eastAsiaTheme="majorEastAsia" w:cstheme="majorBidi"/>
             </w:rPr>
           </w:pPr>
-          <w:r>
-            <w:rPr>
-              <w:rFonts w:eastAsiaTheme="majorEastAsia" w:cstheme="majorBidi"/>
-              <w:b/>
-              <w:bCs/>
-            </w:rPr>
-            <w:t xml:space="preserve">  </w:t>
-          </w:r>
           <w:r>
             <w:rPr>
               <w:rFonts w:eastAsiaTheme="majorEastAsia" w:cstheme="majorBidi"/>
@@ -147,7 +139,7 @@
       </w:tc>
       <w:tc>
         <w:tcPr>
-          <w:tcW w:w="2250" w:type="pct"/>
+          <w:tcW w:w="2125" w:type="pct"/>
           <w:tcBorders>
             <w:bottom w:val="single" w:sz="4" w:space="0" w:color="4F81BD" w:themeColor="accent1"/>
           </w:tcBorders>
@@ -170,7 +162,7 @@
       </w:trPr>
       <w:tc>
         <w:tcPr>
-          <w:tcW w:w="2250" w:type="pct"/>
+          <w:tcW w:w="2125" w:type="pct"/>
           <w:tcBorders>
             <w:top w:val="single" w:sz="4" w:space="0" w:color="4F81BD" w:themeColor="accent1"/>
           </w:tcBorders>
@@ -188,7 +180,7 @@
       </w:tc>
       <w:tc>
         <w:tcPr>
-          <w:tcW w:w="500" w:type="pct"/>
+          <w:tcW w:w="750" w:type="pct"/>
           <w:vMerge/>
         </w:tcPr>
         <w:p>
@@ -205,7 +197,7 @@
       </w:tc>
       <w:tc>
         <w:tcPr>
-          <w:tcW w:w="2250" w:type="pct"/>
+          <w:tcW w:w="2125" w:type="pct"/>
           <w:tcBorders>
             <w:top w:val="single" w:sz="4" w:space="0" w:color="4F81BD" w:themeColor="accent1"/>
           </w:tcBorders>
